--- a/ind/docx/01.content.docx
+++ b/ind/docx/01.content.docx
@@ -11,6 +11,15 @@
         <w:pStyle w:val="Heading2"/>
       </w:pPr>
       <w:r>
+        <w:t>Resource: Catatan Studi (Tyndale)</w:t>
+      </w:r>
+      <w:r/>
+    </w:p>
+    <w:p>
+      <w:pPr>
+        <w:pStyle w:val="Heading2"/>
+      </w:pPr>
+      <w:r>
         <w:t>License Information</w:t>
       </w:r>
       <w:r/>
@@ -21,7 +30,7 @@
         <w:rPr>
           <w:b/>
         </w:rPr>
-        <w:t>Study Notes (Tyndale)</w:t>
+        <w:t>Catatan Studi (Tyndale)</w:t>
       </w:r>
       <w:r>
         <w:t xml:space="preserve"> (Indonesian) is based on</w:t>
@@ -74,7 +83,7 @@
         <w:pStyle w:val="Heading1"/>
       </w:pPr>
       <w:r>
-        <w:t>Study Notes (Tyndale)</w:t>
+        <w:t>Catatan Studi (Tyndale)</w:t>
       </w:r>
     </w:p>
     <w:p>
@@ -83,6 +92,51 @@
           <w:headerReference w:type="even" r:id="rId8"/>
           <w:headerReference w:type="default" r:id="rId9"/>
           <w:footerReference w:type="default" r:id="rId10"/>
+          <w:footnotePr>
+            <w:numRestart w:val="eachSect"/>
+          </w:footnotePr>
+          <w:type w:val="continuous"/>
+          <w:pgSz w:w="12240" w:h="15840" w:code="1"/>
+          <w:pgMar w:top="1440" w:right="1440" w:bottom="1440" w:left="1440" w:header="504" w:footer="504" w:gutter="0"/>
+          <w:cols w:space="708"/>
+          <w:titlePg/>
+          <w:docGrid w:linePitch="360"/>
+        </w:sectPr>
+      </w:pPr>
+    </w:p>
+    <w:p>
+      <w:r/>
+    </w:p>
+    <w:p>
+      <w:pPr>
+        <w:pStyle w:val="Heading2"/>
+      </w:pPr>
+      <w:r>
+        <w:t>GEN</w:t>
+      </w:r>
+      <w:r/>
+    </w:p>
+    <w:p>
+      <w:r/>
+      <w:r>
+        <w:rPr>
+          <w:i/>
+        </w:rPr>
+        <w:t>Kejadian 1:1, Kejadian 1:1–2.3, Kejadian 1:2, Kejadian 1:3, Kejadian 1:3–13, Kejadian 1:4, Kejadian 1:5, Kejadian 1:6–8, Kejadian 1:9–10, Kejadian 1:14, Kejadian 1:14–31, Kejadian 1:16, Kejadian 1:21, Kejadian 1:22, Kejadian 1:26, Kejadian 1:27, Kejadian 1:28, Kejadian 1:29–30, Kejadian 1:31, Kejadian 2:1–3, Kejadian 2:3, Kejadian 2:4, Kejadian 2:4–25, Kejadian 2:5, Kejadian 2:6, Kejadian 2:7, Kejadian 2:8, Kejadian 2:8–14, Kejadian 2:9, Kejadian 2:10, Kejadian 2:10–14, Kejadian 2:11, Kejadian 2:12, Kejadian 2:13, Kejadian 2:14, Kejadian 2:15, Kejadian 2:17, Kejadian 2:18, Kejadian 2:18–23, Kejadian 2:19–20, Kejadian 2:23, Kejadian 2:24, Kejadian 2:25, Kejadian 3:1, Kejadian 3:1–24, Kejadian 3:2–3, Kejadian 3:4–5, Kejadian 3:6, Kejadian 3:7, Kejadian 3:8, Kejadian 3:9–10, Kejadian 3:12, Kejadian 3:13, Kejadian 3:14, Kejadian 3:14–19, Kejadian 3:15, Kejadian 3:16, Kejadian 3:17–19, Kejadian 3:20, Kejadian 3:20–24, Kejadian 3:21, Kejadian 3:22, Kejadian 3:23, Kejadian 3:24, Kejadian 4:1, Kejadian 4:2, Kejadian 4:3, Kejadian 4:4–5, Kejadian 4:7, Kejadian 4:8, Kejadian 4:9, Kejadian 4:10, Kejadian 4:11–12, Kejadian 4:13–14, Kejadian 4:15, Kejadian 4:16, Kejadian 4:17, Kejadian 4:17–5.32, Kejadian 4:18, Kejadian 4:19, Kejadian 4:20–22, Kejadian 4:23–24, Kejadian 4:25, Kejadian 4:25–5.32, Kejadian 4:26, Kejadian 5:1, Kejadian 5:1–2, Kejadian 5:1–32, Kejadian 5:2, Kejadian 5:3, Kejadian 5:5, Kejadian 5:6, Kejadian 5:22, Kejadian 5:24, Kejadian 5:27, Kejadian 5:28–29, Kejadian 6:1–2, Kejadian 6:1–8, Kejadian 6:3, Kejadian 6:4, Kejadian 6:5, Kejadian 6:6, Kejadian 6:7, Kejadian 6:8, Kejadian 6:9, Kejadian 6:11–13, Kejadian 6:14, Kejadian 6:15, Kejadian 6:16, Kejadian 6:17, Kejadian 6:18, Kejadian 6:19–20, Kejadian 7:2, Kejadian 7:4, Kejadian 7:6, Kejadian 7:8, Kejadian 7:11–12, Kejadian 7:16, Kejadian 7:17, Kejadian 7:22, Kejadian 8:1, Kejadian 8:2, Kejadian 8:4, Kejadian 8:5, Kejadian 8:7, Kejadian 8:11, Kejadian 8:13, Kejadian 8:14, Kejadian 8:17, Kejadian 8:20, Kejadian 8:21, Kejadian 8:22, Kejadian 9:1, Kejadian 9:1–7, Kejadian 9:2–3, Kejadian 9:4, Kejadian 9:5–6, Kejadian 9:6, Kejadian 9:7, Kejadian 9:8–17, Kejadian 9:9–10, Kejadian 9:11, Kejadian 9:12, Kejadian 9:13–16, Kejadian 9:18, Kejadian 9:20–27, Kejadian 9:21, Kejadian 9:22, Kejadian 9:25, Kejadian 9:26, Kejadian 9:27, Kejadian 10:1, Kejadian 10:1–11.9, Kejadian 10:2, Kejadian 10:2–32, Kejadian 10:3, Kejadian 10:4, Kejadian 10:5, Kejadian 10:6, Kejadian 10:7, Kejadian 10:8–12, Kejadian 10:9, Kejadian 10:10–12, Kejadian 10:13–14, Kejadian 10:15–18, Kejadian 10:19, Kejadian 10:21, Kejadian 10:22, Kejadian 10:23, Kejadian 10:24, Kejadian 10:25, Kejadian 10:26–29, Kejadian 10:26–32, Kejadian 10:30, Kejadian 11:1, Kejadian 11:1–9, Kejadian 11:2, Kejadian 11:3, Kejadian 11:4, Kejadian 11:5, Kejadian 11:6, Kejadian 11:7, Kejadian 11:8, Kejadian 11:9, Kejadian 11:10, Kejadian 11:18, Kejadian 11:27, Kejadian 11:27–32, Kejadian 11:27–25.11, Kejadian 11:28, Kejadian 11:29, Kejadian 11:30, Kejadian 11:31, Kejadian 12:1, Kejadian 12:1–3, Kejadian 12:1–9, Kejadian 12:2, Kejadian 12:3, Kejadian 12:4, Kejadian 12:4–9, Kejadian 12:5, Kejadian 12:6–7, Kejadian 12:7, Kejadian 12:8, Kejadian 12:8–9, Kejadian 12:10, Kejadian 12:10–13, Kejadian 12:10–20, Kejadian 12:13, Kejadian 12:14–15, Kejadian 12:14–16, Kejadian 12:15, Kejadian 12:17–19, Kejadian 12:20, Kejadian 13:1–7, Kejadian 13:2, Kejadian 13:5–7, Kejadian 13:8, Kejadian 13:8–13, Kejadian 13:10, Kejadian 13:11, Kejadian 13:11–18, Kejadian 13:13, Kejadian 13:14–17, Kejadian 13:18, Kejadian 14:1, Kejadian 14:1–2, Kejadian 14:1–16, Kejadian 14:4, Kejadian 14:4–5, Kejadian 14:5–8, Kejadian 14:8–12, Kejadian 14:13, Kejadian 14:14, Kejadian 14:14–16, Kejadian 14:15, Kejadian 14:17, Kejadian 14:18, Kejadian 14:19–20, Kejadian 14:21–24, Kejadian 14:22, Kejadian 15:1, Kejadian 15:1–21, Kejadian 15:2–3, Kejadian 15:4–6, Kejadian 15:6, Kejadian 15:7–21, Kejadian 15:10, Kejadian 15:11, Kejadian 15:13, Kejadian 15:13–16, Kejadian 15:16, Kejadian 15:17–18, Kejadian 15:18–19, Kejadian 16:1–3, Kejadian 16:1–16, Kejadian 16:4–6, Kejadian 16:7, Kejadian 16:8–12, Kejadian 16:10–12, Kejadian 16:11, Kejadian 16:13, Kejadian 16:14–15, Kejadian 17:1, Kejadian 17:1–27, Kejadian 17:4–5, Kejadian 17:6, Kejadian 17:7–8, Kejadian 17:9–14, Kejadian 17:14, Kejadian 17:15–16, Kejadian 17:17–18, Kejadian 17:19, Kejadian 17:20–21, Kejadian 17:23–27, Kejadian 18:1–15, Kejadian 18:2–8, Kejadian 18:3, Kejadian 18:9, Kejadian 18:10, Kejadian 18:13–15, Kejadian 18:14, Kejadian 18:16–33, Kejadian 18:17–19, Kejadian 18:20, Kejadian 18:20–21, Kejadian 18:22–33, Kejadian 19:1, Kejadian 19:1–14, Kejadian 19:1–38, Kejadian 19:4–5, Kejadian 19:6–9, Kejadian 19:9, Kejadian 19:14, Kejadian 19:15–23, Kejadian 19:18–22, Kejadian 19:23–25, Kejadian 19:26, Kejadian 19:29, Kejadian 19:30–35, Kejadian 19:30–38, Kejadian 19:36–38, Kejadian 20:1, Kejadian 20:1–18, Kejadian 20:2, Kejadian 20:3, Kejadian 20:3–7, Kejadian 20:4–5, Genesis 20:6, Kejadian 20:7, Kejadian 20:8–10, Kejadian 20:11–13, Kejadian 20:14–16, Kejadian 20:17–18, Kejadian 21:1–2, Kejadian 21:3–4, Kejadian 21:5, Kejadian 21:6, Kejadian 21:6–7, Kejadian 21:8–9, Kejadian 21:8–21, Kejadian 21:10, Kejadian 21:11–13, Kejadian 21:14–21, Kejadian 21:16, Kejadian 21:22–23, Kejadian 21:22–34, Kejadian 21:25, Kejadian 21:27–31, Kejadian 21:32, Kejadian 21:33–34, Kejadian 22:1, Kejadian 22:1–2, Kejadian 22:2, Kejadian 22:3, Kejadian 22:5, Kejadian 22:7–8, Kejadian 22:9–19, Kejadian 22:11, Kejadian 22:12, Kejadian 22:13, Kejadian 22:14, kejadian 22:15–19, Kejadian 22:16, Kejadian 22:17, Kejadian 22:18–25.11, Kejadian 22:20, Kejadian 22:20–24, Kejadian 22:21, Kejadian 22:22–23, Kejadian 23:1–2, Kejadian 23:1–20, Kejadian 23:3–4, Kejadian 23:5–6, Kejadian 23:7–16, Kejadian 23:9, Kejadian 23:11, Kejadian 23:12–13, Kejadian 23:15, Kejadian 23:16–20, Kejadian 24:1–9, Kejadian 24:1–67, Kejadian 24:2, Kejadian 24:3, Kejadian 24:6–8, Kejadian 24:10, Kejadian 24:10–27, Kejadian 24:10–60, Kejadian 24:14, Kejadian 24:15–22, Kejadian 24:22, Kejadian 24:23–24, Kejadian 24:25, Kejadian 24:26, Kejadian 24:27, Kejadian 24:29–31, Kejadian 24:33–48, Kejadian 24:48, Kejadian 24:50–51, Kejadian 24:53, Kejadian 24:54–56, Kejadian 24:57–58, Kejadian 24:60, Kejadian 24:62, Kejadian 24:67, Kejadian 25:1, Kejadian 25:1–11, Kejadian 25:2–4, Kejadian 25:3, Kejadian 25:5–6, Kejadian 25:7–8, Kejadian 25:11, Kejadian 25:12–18, Kejadian 25:16, Kejadian 25:18, Kejadian 25:19–20, Kejadian 25:19–26, Kejadian 25:19–35.29, Kejadian 25:21, Kejadian 25:22, Kejadian 25:23, Kejadian 25:24–26, Kejadian 25:25, Kejadian 25:26, Kejadian 25:27, Kejadian 25:27–34, Kejadian 25:28, Kejadian 25:29, Kejadian 25:30, Kejadian 25:31–33, Kejadian 25:33–34, Kejadian 26:1, Kejadian 26:1–35, Kejadian 26:2–5, Kejadian 26:6–11, Kejadian 26:8, Kejadian 26:10–11, Kejadian 26:12–13, Kejadian 26:14–16, Kejadian 26:17–22, Kejadian 26:23–25, Kejadian 26:26–33, Kejadian 26:33, Kejadian 26:34–35, Kejadian 27:1–4, Kejadian 27:1–40, Kejadian 27:3–4, Kejadian 27:5, Kejadian 27:5–17, Kejadian 27:11–12, Kejadian 27:18–20, Kejadian 27:18–29, Kejadian 27:20–27, Kejadian 27:30–40, Kejadian 27:33, Kejadian 27:34–35, Kejadian 27:36, Kejadian 27:37, Kejadian 27:39–40, Kejadian 27:41–45, Kejadian 27:42–33.17, Kejadian 27:46, Kejadian 28:1–2, Kejadian 28:3–5, Kejadian 28:6–9, Kejadian 28:10–22, Kejadian 28:11, Kejadian 28:12–13, Kejadian 28:12–15, Kejadian 28:14, Kejadian 28:15, Kejadian 28:16–22, Kejadian 28:18, Kejadian 28:19, Kejadian 28:20–22, Kejadian 28:22, Kejadian 29:1, Kejadian 29:1–31.55, Kejadian 29:2–12, Kejadian 29:10, Kejadian 29:11, Kejadian 29:14, Kejadian 29:14–30, Kejadian 29:18, Kejadian 29:23–26, Kejadian 29:28–30, Kejadian 29:30, Kejadian 29:31–35, Kejadian 29:31–30.24, Kejadian 29:32, Kejadian 29:33, Kejadian 29:34, Kejadian 29:35, Kejadian 30:1–2, Kejadian 30:1–8, Kejadian 30:3–4, Kejadian 30:5–6, Kejadian 30:7–8, Kejadian 30:9, Kejadian 30:10–13, Kejadian 30:14–17, Kejadian 30:18, Kejadian 30:19–20, Kejadian 30:21, Kejadian 30:22–24, Kejadian 30:25–34, Kejadian 30:27, Kejadian 30:30–33, Kejadian 30:32, Kejadian 30:34–36, Kejadian 30:37, Kejadian 30:37–43, Kejadian 30:42, Kejadian 30:43, Kejadian 31:1–2, Kejadian 31:1–21, Kejadian 31:3, Kejadian 31:4–13, Kejadian 31:14–16, Kejadian 31:17–21, Kejadian 31:19–20, Kejadian 31:21, Kejadian 31:22–23, Kejadian 31:24, Kejadian 31:25–30, Kejadian 31:32, Kejadian 31:33–35, Kejadian 31:36–42, Kejadian 31:40, Kejadian 31:42, Kejadian 31:43–44, Kejadian 31:45–48, Kejadian 31:49, Kejadian 31:50–53, Kejadian 32:1, Genesis 32:2, Kejadian 32:3–5, Kejadian 32:7–8, Kejadian 32:9–12, Kejadian 32:13–21, Kejadian 32:22–24, Kejadian 32:22–32, Kejadian 32:24, Kejadian 32:25, Kejadian 32:26, Kejadian 32:27, Kejadian 32:28, Kejadian 32:29, Kejdian 32:30, Kejadian 32:31, Kejadian 32:32, Kejadian 33:1–2, Kejadian 33:1–17, Kejadian 33:3–13, Kejadian 33:4, Kejadian 33:5, Kejadian 33:7, Kejadian 33:10, Kejadian 33:11, Kejadian 33:12–15, Kejadian 33:16–17, Kejadian 33:18–20, Kejadian 33:20, Kejadian 34:1–2, Kejadian 34:1–31, Kejadian 34:3–4, Kejadian 34:5–7, Kejadian 34:8–10, Kejadian 34:13–17, Kejadian 34:18–24, Kejadian 34:25–29, Kejadian 34:30, Kejadian 35:1–7, Kejadian 35:1–29, Kejadian 35:2–4, Kejadian 35:3, Kejadian 35:5, Kejadian 35:6–7, Kejadian 35:9–15, Kejadian 35:11–12, Kejadian 35:14–15, Kejadian 35:16–20, Kejadian 35:18, Kejadian 35:19, Kejadian 35:20, Kejadian 35:22, Kejadian 35:23–26, Kejadian 35:27–29, Genesis 36:1–8, Kejadian 36:1–43, Kejadian 36:2, Kejadian 36:2–3, Kejadian 36:7–8, Kejadian 36:9–14, Kejadian 36:9–43, Kejadian 36:15–19, Kejadian 36:20–30, Kejadian 36:31, Kejadian 36:31–39, Kejadian 36:40–43, Kejadian 37:1, Kejadian 37:2, Kejadian 37:2–50.26, Kejadian 37:3, Kejadian 37:4, Kejadian 37:5–11, Kejadian 37:7, Kejadian 37:8, Kejadian 37:9, Kejadian 37:10, Kejadian 37:11, Kejadian 37:12–13, Kejadian 37:14–17, Kejadian 37:18–20, Kejadian 37:21–24, Kejadian 37:23, Kejadian 37:25–28, Kejadian 37:26, Kejadian 37:28, Kejadian 37:29–30, Kejadian 37:31–35, Kejadian 37:32, Kejadian 37:33, Kejadian 37:34–35, Kejadian 37:36, Kejadian 38:1–30, Kejadian 38:7, Kejadian 38:7–10, Kejadian 38:8, Kejadian 38:9–10, Kejadian 38:11, Kejadian 38:12–13, Kejadian 38:14–19, Genesis 38:17, Kejadian 38:18, Kejadian 38:20–23, Kejadian 38:24–26, Kejadian 38:26, Kejadian 38:27–30, Genesis 38:29–30, Kejadian 39:1–23, Kejadian 39:1–47.31, Kejadian 39:2, Kejadian 39:5, Kejadian 39:6–10, Kejadian 39:14, Kejadian 39:19–20, Kejadian 39:21–23, Kejadian 40:1–4, Kejadian 40:1–23, Kejadian 40:5–8, Kejadian 40:9–19, Kejadian 40:14–15, Kejadian 40:20–22, Kejadian 40:23, Kejadian 41:1–4, Kejadian 41:1–46, Kejadian 41:5–7, Kejadian 41:8, Kejadian 41:9–13, Genesis 41:14–15, Kejadian 41:16, Kejadian 41:17–24, Kejadian 41:25–32, Kejadian 41:32, Kejadian 41:33–36, Kejadian 41:37–40, Kejadian 41:41–46, Kejadian 41:42, Kejadian 41:43–44, Kejadian 41:45, Kejadian 41:46, Kejadian 41:47–57, Kejadian 41:50–52, Kejadian 41:53–57, Kejadian 42:1–44.34, Kejadian 42:1–47.31, Kejadian 42:4, Kejadian 42:6–7, Kejadian 42:8, Kejadian 42:9, Kejadian 42:11, Kejadian 42:15–17, Kejadian 42:18–20, Kejadian 42:21–23, Kejadian 42:22, Kejadian 42:24, Kejadian 42:25, Kejadian 42:25–28, Kejadian 42:28, Kejadian 42:29–34, Kejadian 42:36, Kejadian 42:37, Kejadian 42:38, Kejadian 43:1–7, Kejadian 43:8–10, Kejadian 43:11–13, Kejadian 43:13–14, Kejadian 43:16, Kejadian 43:18, Kejadian 43:19–22, Kejadian 43:24, Kejadian 43:26, Kejadian 43:29, Kejadian 43:30, Kejadian 43:33, Kejadian 43:34, Kejadian 44:1–34, Kejadian 44:2, Kejadian 44:5, Kejadian 44:9–10, Kejadian 44:11–12, Kejadian 44:13, Kejadian 44:14, Kejadian 44:16, Kejadian 44:18–34, Kejadian 44:32–34, Kejadian 45:1–15, Kejadian 45:2, Kejadian 45:3, Kejadian 45:5–8, Kejadian 45:9–13, Kejadian 45:10, Kejadian 45:14–15, Kejadian 45:16–25, Kejadian 45:16–47.12, Kejadian 45:24, Kejadian 45:26–28, Kejadian 45:27, Kejadian 46:1, Kejadian 46:1–4, Kejadian 46:2–4, Kejadian 46:4, Kejadian 46:8–27, Kejadian 46:20, Kejadian 46:26, Kejadian 46:27, Kejadian 46:28–34, Kejadian 46:29, Kejadian 46:30, Kejadian 46:34, Kejadian 47:1, Kejadian 47:1–6, Kejadian 47:7–10, Kejadian 47:13–26, Kejadian 47:21, Kejadian 47:27, Kejadian 47:29–31, Kejadian 47:31, Kejadian 48:1–22, Kejadian 48:3–4, Kejadian 48:5–7, Kejadian 48:10, Kejadian 48:14, Kejadian 48:15–16, Kejadian 48:17–19, Kejadian 48:22, Kejadian 49:1–2, Kejadian 49:1–28, Kejadian 49:3–4, Kejadian 49:5–7, Kejadian 49:8–12, Kejadian 49:10, Kejadian 49:11–12, Kejadian 49:13, Kejadian 49:14–15, Kejadian 49:16–17, Kejadian 49:18, Kejadian 49:19, Kejadian 49:20, Kejadian 49:21, Kejadian 49:22–26, Kejadian 49:24–26, Kejadian 49:25, Kejadian 49:26, Kejadian 49:27, Kejadian 49:28, Kejadian 49:29–33, Kejadian 49:33, Kejadian 50:1–6, Kejadian 50:2, Kejadian 50:3, Kejadian 50:4–6, Kejadian 50:7–9, Kejadian 50:10–13, Kejadian 50:15–18, Kejadian 50:19–21, Kejadian 50:22–23, Kejadian 50:23, Kejadian 50:24–25, Kejadian 50:26</w:t>
+      </w:r>
+      <w:r/>
+    </w:p>
+    <w:p>
+      <w:r/>
+      <w:r>
+        <w:t xml:space="preserve"> </w:t>
+      </w:r>
+      <w:r/>
+      <w:r/>
+    </w:p>
+    <w:p>
+      <w:pPr>
+        <w:sectPr>
           <w:footnotePr>
             <w:numRestart w:val="eachSect"/>
           </w:footnotePr>
